--- a/MP4/MP4.docx
+++ b/MP4/MP4.docx
@@ -18,18 +18,11 @@
       </w:r>
     </w:p>
     <w:p>
-      <w:pPr>
-        <w:rPr>
-          <w:b/>
-          <w:bCs/>
-        </w:rPr>
-      </w:pPr>
-      <w:r>
-        <w:rPr>
-          <w:b/>
-          <w:bCs/>
-        </w:rPr>
-        <w:t>Algorithm</w:t>
+      <w:r>
+        <w:t xml:space="preserve">In this lab, I used colour histograms to do object detection for some test images. I used two colour methods (HSI and RGB) which were both tuned to produce </w:t>
+      </w:r>
+      <w:r>
+        <w:t>“optimal” results</w:t>
       </w:r>
     </w:p>
     <w:p>
@@ -44,7 +37,75 @@
           <w:b/>
           <w:bCs/>
         </w:rPr>
+        <w:t>Algorithm</w:t>
+      </w:r>
+    </w:p>
+    <w:p>
+      <w:r>
+        <w:t xml:space="preserve">The solution first begins with training to create a normalised histogram. </w:t>
+      </w:r>
+      <w:r>
+        <w:t xml:space="preserve">For both RGB and HSI, I looped over every pixel and incremented a counter in a matrix which has the size </w:t>
+      </w:r>
+      <w:r>
+        <w:t xml:space="preserve">corresponding the space of the colour type. </w:t>
+      </w:r>
+    </w:p>
+    <w:p>
+      <w:r>
+        <w:t>Next, this matrix is normalise</w:t>
+      </w:r>
+      <w:r>
+        <w:t>d using val – min / (max – min) to scale values from 0 to 1.</w:t>
+      </w:r>
+    </w:p>
+    <w:p>
+      <w:r>
+        <w:t xml:space="preserve">Finally, our test </w:t>
+      </w:r>
+      <w:r>
+        <w:t>images are analysed pixel by pixel and their</w:t>
+      </w:r>
+      <w:r>
+        <w:t xml:space="preserve"> </w:t>
+      </w:r>
+      <w:r>
+        <w:t xml:space="preserve">RGB / HSI value </w:t>
+      </w:r>
+      <w:r>
+        <w:t xml:space="preserve">are used to find their normalise value within the matrix. If this value is </w:t>
+      </w:r>
+      <w:r>
+        <w:t>higher than the threshold</w:t>
+      </w:r>
+      <w:r>
+        <w:t xml:space="preserve"> then that pixel is kept. </w:t>
+      </w:r>
+    </w:p>
+    <w:p>
+      <w:pPr>
+        <w:rPr>
+          <w:b/>
+          <w:bCs/>
+        </w:rPr>
+      </w:pPr>
+      <w:r>
+        <w:rPr>
+          <w:b/>
+          <w:bCs/>
+        </w:rPr>
         <w:t>Results</w:t>
+      </w:r>
+    </w:p>
+    <w:p>
+      <w:r>
+        <w:t>B</w:t>
+      </w:r>
+      <w:r>
+        <w:t xml:space="preserve">elow </w:t>
+      </w:r>
+      <w:r>
+        <w:t xml:space="preserve">are the results for HSI and RGB. The threshold was used to find the best results by eye however the training data is also included in my submission for reference. </w:t>
       </w:r>
     </w:p>
     <w:tbl>
@@ -54,9 +115,9 @@
         <w:tblLook w:val="04A0" w:firstRow="1" w:lastRow="0" w:firstColumn="1" w:lastColumn="0" w:noHBand="0" w:noVBand="1"/>
       </w:tblPr>
       <w:tblGrid>
-        <w:gridCol w:w="1251"/>
+        <w:gridCol w:w="1252"/>
         <w:gridCol w:w="2616"/>
-        <w:gridCol w:w="2789"/>
+        <w:gridCol w:w="2788"/>
         <w:gridCol w:w="2694"/>
       </w:tblGrid>
       <w:tr>
@@ -78,6 +139,17 @@
                 <w:bCs/>
               </w:rPr>
               <w:t>HSI</w:t>
+            </w:r>
+          </w:p>
+          <w:p>
+            <w:pPr>
+              <w:jc w:val="center"/>
+            </w:pPr>
+            <w:r>
+              <w:t xml:space="preserve">Thresh = </w:t>
+            </w:r>
+            <w:r>
+              <w:t>0.0001</w:t>
             </w:r>
           </w:p>
         </w:tc>
@@ -284,6 +356,14 @@
                 <w:bCs/>
               </w:rPr>
               <w:t>RGB</w:t>
+            </w:r>
+          </w:p>
+          <w:p>
+            <w:pPr>
+              <w:jc w:val="center"/>
+            </w:pPr>
+            <w:r>
+              <w:t>Thresh = 0.001</w:t>
             </w:r>
           </w:p>
         </w:tc>
